--- a/CORTEX_Ecosystem_PRD_SRS_Pack/06_CORTEX_Mesh_PRD_SRS.docx
+++ b/CORTEX_Ecosystem_PRD_SRS_Pack/06_CORTEX_Mesh_PRD_SRS.docx
@@ -3563,6 +3563,77 @@
         <w:t>- **Gateway Dispatcher**: `execute_mesh(action, params)` in `src/cortex_m/gateway.py`</w:t>
       </w:r>
     </w:p>
+    <w:p>
+      <w:pPr>
+        <w:pStyle w:val="Heading1"/>
+      </w:pPr>
+      <w:r>
+        <w:t>Technical Architecture &amp; Mathematical Formulations</w:t>
+      </w:r>
+    </w:p>
+    <w:p>
+      <w:r>
+        <w:t>### Technical Architecture &amp; Mathematical Foundations: CORTEX-Mesh</w:t>
+      </w:r>
+    </w:p>
+    <w:p>
+      <w:r>
+        <w:t>- **Practical Byzantine Fault Tolerant (PBFT) Consensus**: Complete 3-phase consensus state machine (Pre-Prepare, Prepare, Commit) with View-Change protocol and signature verification, tolerating up to $f &lt; n/3$ adversarial or partitioned nodes with $2f+1$ quorum threshold verification.</w:t>
+      </w:r>
+    </w:p>
+    <w:p>
+      <w:r>
+        <w:t>- **Lamport/Mattern Vector Clock Causal Tracking**: Causal message delivery tracking across decentralized nodes:</w:t>
+      </w:r>
+    </w:p>
+    <w:p>
+      <w:r>
+        <w:t>$$VC_i[j] = \max(VC_i[j], VC_{\text{incoming}}[j])$$</w:t>
+      </w:r>
+    </w:p>
+    <w:p>
+      <w:r>
+        <w:t>guaranteeing causal consistency and preventing out-of-order execution across mesh partitions.</w:t>
+      </w:r>
+    </w:p>
+    <w:p>
+      <w:r>
+        <w:t>- **Causal MIMO Sparse Swarm Routing**: Energy-aware and distance-weighted auction routing allocating logistics tasks across autonomous rovers and sensor nodes with Lipschitz continuity cushions.</w:t>
+      </w:r>
+    </w:p>
+    <w:p>
+      <w:pPr>
+        <w:pStyle w:val="Heading1"/>
+      </w:pPr>
+      <w:r>
+        <w:t>Implemented Codebase Traceability</w:t>
+      </w:r>
+    </w:p>
+    <w:p>
+      <w:r>
+        <w:t>### Implemented Codebase Traceability</w:t>
+      </w:r>
+    </w:p>
+    <w:p>
+      <w:r>
+        <w:t>- **BFT Consensus Engine**: `platforms/mesh/src/consensus.py` (`BFTConsensusEngine`, `ConsensusProposal`, `ConsensusVote`, `ConsensusPhase`)</w:t>
+      </w:r>
+    </w:p>
+    <w:p>
+      <w:r>
+        <w:t>- **Swarm Router**: `platforms/mesh/src/swarm_router.py` (`CortexSwarmRouter`, `SwarmTaskAllocation`)</w:t>
+      </w:r>
+    </w:p>
+    <w:p>
+      <w:r>
+        <w:t>- **Mesh Node**: `platforms/mesh/src/node.py` (`MeshNode`, `NodeStatus`)</w:t>
+      </w:r>
+    </w:p>
+    <w:p>
+      <w:r>
+        <w:t>- **Gateway Dispatcher**: `execute_mesh(action, params)` in `src/cortex_m/gateway.py`</w:t>
+      </w:r>
+    </w:p>
     <w:sectPr>
       <w:footerReference w:type="default" r:id="rId9"/>
       <w:pgSz w:w="12240" w:h="15840"/>
